--- a/_HCI/Evaluationsfragebogen_Flipper_UI.docx
+++ b/_HCI/Evaluationsfragebogen_Flipper_UI.docx
@@ -4735,462 +4735,6 @@
                 <w:lang w:val="de-DE"/>
               </w:rPr>
               <w:t>Farben haben das Gefühl unterstützt in einem Raumschiff zu sein</w:t>
-            </w:r>
-          </w:p>
-        </w:tc>
-        <w:tc>
-          <w:tcPr>
-            <w:tcW w:w="407" w:type="dxa"/>
-          </w:tcPr>
-          <w:p>
-            <w:pPr>
-              <w:rPr>
-                <w:lang w:val="de-DE"/>
-              </w:rPr>
-            </w:pPr>
-            <w:r>
-              <w:rPr>
-                <w:rFonts w:ascii="Segoe UI Symbol" w:hAnsi="Segoe UI Symbol" w:cs="Segoe UI Symbol"/>
-                <w:lang w:val="de-DE"/>
-              </w:rPr>
-              <w:t>☐</w:t>
-            </w:r>
-          </w:p>
-        </w:tc>
-        <w:tc>
-          <w:tcPr>
-            <w:tcW w:w="406" w:type="dxa"/>
-          </w:tcPr>
-          <w:p>
-            <w:pPr>
-              <w:rPr>
-                <w:lang w:val="de-DE"/>
-              </w:rPr>
-            </w:pPr>
-            <w:r>
-              <w:rPr>
-                <w:rFonts w:ascii="Segoe UI Symbol" w:hAnsi="Segoe UI Symbol" w:cs="Segoe UI Symbol"/>
-                <w:lang w:val="de-DE"/>
-              </w:rPr>
-              <w:t>☐</w:t>
-            </w:r>
-          </w:p>
-        </w:tc>
-        <w:tc>
-          <w:tcPr>
-            <w:tcW w:w="406" w:type="dxa"/>
-          </w:tcPr>
-          <w:p>
-            <w:pPr>
-              <w:rPr>
-                <w:lang w:val="de-DE"/>
-              </w:rPr>
-            </w:pPr>
-            <w:r>
-              <w:rPr>
-                <w:rFonts w:ascii="Segoe UI Symbol" w:hAnsi="Segoe UI Symbol" w:cs="Segoe UI Symbol"/>
-                <w:lang w:val="de-DE"/>
-              </w:rPr>
-              <w:t>☐</w:t>
-            </w:r>
-          </w:p>
-        </w:tc>
-        <w:tc>
-          <w:tcPr>
-            <w:tcW w:w="432" w:type="dxa"/>
-          </w:tcPr>
-          <w:p>
-            <w:pPr>
-              <w:rPr>
-                <w:lang w:val="de-DE"/>
-              </w:rPr>
-            </w:pPr>
-            <w:r>
-              <w:rPr>
-                <w:rFonts w:ascii="Segoe UI Symbol" w:hAnsi="Segoe UI Symbol" w:cs="Segoe UI Symbol"/>
-                <w:lang w:val="de-DE"/>
-              </w:rPr>
-              <w:t>☐</w:t>
-            </w:r>
-          </w:p>
-        </w:tc>
-        <w:tc>
-          <w:tcPr>
-            <w:tcW w:w="406" w:type="dxa"/>
-          </w:tcPr>
-          <w:p>
-            <w:pPr>
-              <w:rPr>
-                <w:lang w:val="de-DE"/>
-              </w:rPr>
-            </w:pPr>
-            <w:r>
-              <w:rPr>
-                <w:rFonts w:ascii="Segoe UI Symbol" w:hAnsi="Segoe UI Symbol" w:cs="Segoe UI Symbol"/>
-                <w:lang w:val="de-DE"/>
-              </w:rPr>
-              <w:t>☐</w:t>
-            </w:r>
-          </w:p>
-        </w:tc>
-        <w:tc>
-          <w:tcPr>
-            <w:tcW w:w="674" w:type="dxa"/>
-          </w:tcPr>
-          <w:p>
-            <w:pPr>
-              <w:rPr>
-                <w:lang w:val="de-DE"/>
-              </w:rPr>
-            </w:pPr>
-            <w:r>
-              <w:rPr>
-                <w:rFonts w:ascii="Segoe UI Symbol" w:hAnsi="Segoe UI Symbol" w:cs="Segoe UI Symbol"/>
-                <w:lang w:val="de-DE"/>
-              </w:rPr>
-              <w:t>☐</w:t>
-            </w:r>
-          </w:p>
-        </w:tc>
-      </w:tr>
-      <w:tr>
-        <w:tc>
-          <w:tcPr>
-            <w:tcW w:w="339" w:type="dxa"/>
-          </w:tcPr>
-          <w:p>
-            <w:pPr>
-              <w:rPr>
-                <w:lang w:val="de-DE"/>
-              </w:rPr>
-            </w:pPr>
-            <w:r>
-              <w:rPr>
-                <w:lang w:val="de-DE"/>
-              </w:rPr>
-              <w:t>4</w:t>
-            </w:r>
-          </w:p>
-        </w:tc>
-        <w:tc>
-          <w:tcPr>
-            <w:tcW w:w="7111" w:type="dxa"/>
-          </w:tcPr>
-          <w:p>
-            <w:pPr>
-              <w:rPr>
-                <w:lang w:val="de-DE"/>
-              </w:rPr>
-            </w:pPr>
-            <w:r>
-              <w:rPr>
-                <w:lang w:val="de-DE"/>
-              </w:rPr>
-              <w:t>Die Symbole waren verständlich.</w:t>
-            </w:r>
-          </w:p>
-        </w:tc>
-        <w:tc>
-          <w:tcPr>
-            <w:tcW w:w="407" w:type="dxa"/>
-          </w:tcPr>
-          <w:p>
-            <w:pPr>
-              <w:rPr>
-                <w:lang w:val="de-DE"/>
-              </w:rPr>
-            </w:pPr>
-            <w:r>
-              <w:rPr>
-                <w:rFonts w:ascii="Segoe UI Symbol" w:hAnsi="Segoe UI Symbol" w:cs="Segoe UI Symbol"/>
-                <w:lang w:val="de-DE"/>
-              </w:rPr>
-              <w:t>☐</w:t>
-            </w:r>
-          </w:p>
-        </w:tc>
-        <w:tc>
-          <w:tcPr>
-            <w:tcW w:w="406" w:type="dxa"/>
-          </w:tcPr>
-          <w:p>
-            <w:pPr>
-              <w:rPr>
-                <w:lang w:val="de-DE"/>
-              </w:rPr>
-            </w:pPr>
-            <w:r>
-              <w:rPr>
-                <w:rFonts w:ascii="Segoe UI Symbol" w:hAnsi="Segoe UI Symbol" w:cs="Segoe UI Symbol"/>
-                <w:lang w:val="de-DE"/>
-              </w:rPr>
-              <w:t>☐</w:t>
-            </w:r>
-          </w:p>
-        </w:tc>
-        <w:tc>
-          <w:tcPr>
-            <w:tcW w:w="406" w:type="dxa"/>
-          </w:tcPr>
-          <w:p>
-            <w:pPr>
-              <w:rPr>
-                <w:lang w:val="de-DE"/>
-              </w:rPr>
-            </w:pPr>
-            <w:r>
-              <w:rPr>
-                <w:rFonts w:ascii="Segoe UI Symbol" w:hAnsi="Segoe UI Symbol" w:cs="Segoe UI Symbol"/>
-                <w:lang w:val="de-DE"/>
-              </w:rPr>
-              <w:t>☐</w:t>
-            </w:r>
-          </w:p>
-        </w:tc>
-        <w:tc>
-          <w:tcPr>
-            <w:tcW w:w="432" w:type="dxa"/>
-          </w:tcPr>
-          <w:p>
-            <w:pPr>
-              <w:rPr>
-                <w:lang w:val="de-DE"/>
-              </w:rPr>
-            </w:pPr>
-            <w:r>
-              <w:rPr>
-                <w:rFonts w:ascii="Segoe UI Symbol" w:hAnsi="Segoe UI Symbol" w:cs="Segoe UI Symbol"/>
-                <w:lang w:val="de-DE"/>
-              </w:rPr>
-              <w:t>☐</w:t>
-            </w:r>
-          </w:p>
-        </w:tc>
-        <w:tc>
-          <w:tcPr>
-            <w:tcW w:w="406" w:type="dxa"/>
-          </w:tcPr>
-          <w:p>
-            <w:pPr>
-              <w:rPr>
-                <w:lang w:val="de-DE"/>
-              </w:rPr>
-            </w:pPr>
-            <w:r>
-              <w:rPr>
-                <w:rFonts w:ascii="Segoe UI Symbol" w:hAnsi="Segoe UI Symbol" w:cs="Segoe UI Symbol"/>
-                <w:lang w:val="de-DE"/>
-              </w:rPr>
-              <w:t>☐</w:t>
-            </w:r>
-          </w:p>
-        </w:tc>
-        <w:tc>
-          <w:tcPr>
-            <w:tcW w:w="674" w:type="dxa"/>
-          </w:tcPr>
-          <w:p>
-            <w:pPr>
-              <w:rPr>
-                <w:lang w:val="de-DE"/>
-              </w:rPr>
-            </w:pPr>
-            <w:r>
-              <w:rPr>
-                <w:rFonts w:ascii="Segoe UI Symbol" w:hAnsi="Segoe UI Symbol" w:cs="Segoe UI Symbol"/>
-                <w:lang w:val="de-DE"/>
-              </w:rPr>
-              <w:t>☐</w:t>
-            </w:r>
-          </w:p>
-        </w:tc>
-      </w:tr>
-      <w:tr>
-        <w:tc>
-          <w:tcPr>
-            <w:tcW w:w="339" w:type="dxa"/>
-          </w:tcPr>
-          <w:p>
-            <w:pPr>
-              <w:rPr>
-                <w:lang w:val="de-DE"/>
-              </w:rPr>
-            </w:pPr>
-            <w:r>
-              <w:rPr>
-                <w:lang w:val="de-DE"/>
-              </w:rPr>
-              <w:t>5</w:t>
-            </w:r>
-          </w:p>
-        </w:tc>
-        <w:tc>
-          <w:tcPr>
-            <w:tcW w:w="7111" w:type="dxa"/>
-          </w:tcPr>
-          <w:p>
-            <w:pPr>
-              <w:rPr>
-                <w:lang w:val="de-DE"/>
-              </w:rPr>
-            </w:pPr>
-            <w:r>
-              <w:rPr>
-                <w:lang w:val="de-DE"/>
-              </w:rPr>
-              <w:t>Die Informationsmenge war angemessen.</w:t>
-            </w:r>
-          </w:p>
-        </w:tc>
-        <w:tc>
-          <w:tcPr>
-            <w:tcW w:w="407" w:type="dxa"/>
-          </w:tcPr>
-          <w:p>
-            <w:pPr>
-              <w:rPr>
-                <w:lang w:val="de-DE"/>
-              </w:rPr>
-            </w:pPr>
-            <w:r>
-              <w:rPr>
-                <w:rFonts w:ascii="Segoe UI Symbol" w:hAnsi="Segoe UI Symbol" w:cs="Segoe UI Symbol"/>
-                <w:lang w:val="de-DE"/>
-              </w:rPr>
-              <w:t>☐</w:t>
-            </w:r>
-          </w:p>
-        </w:tc>
-        <w:tc>
-          <w:tcPr>
-            <w:tcW w:w="406" w:type="dxa"/>
-          </w:tcPr>
-          <w:p>
-            <w:pPr>
-              <w:rPr>
-                <w:lang w:val="de-DE"/>
-              </w:rPr>
-            </w:pPr>
-            <w:r>
-              <w:rPr>
-                <w:rFonts w:ascii="Segoe UI Symbol" w:hAnsi="Segoe UI Symbol" w:cs="Segoe UI Symbol"/>
-                <w:lang w:val="de-DE"/>
-              </w:rPr>
-              <w:t>☐</w:t>
-            </w:r>
-          </w:p>
-        </w:tc>
-        <w:tc>
-          <w:tcPr>
-            <w:tcW w:w="406" w:type="dxa"/>
-          </w:tcPr>
-          <w:p>
-            <w:pPr>
-              <w:rPr>
-                <w:lang w:val="de-DE"/>
-              </w:rPr>
-            </w:pPr>
-            <w:r>
-              <w:rPr>
-                <w:rFonts w:ascii="Segoe UI Symbol" w:hAnsi="Segoe UI Symbol" w:cs="Segoe UI Symbol"/>
-                <w:lang w:val="de-DE"/>
-              </w:rPr>
-              <w:t>☐</w:t>
-            </w:r>
-          </w:p>
-        </w:tc>
-        <w:tc>
-          <w:tcPr>
-            <w:tcW w:w="432" w:type="dxa"/>
-          </w:tcPr>
-          <w:p>
-            <w:pPr>
-              <w:rPr>
-                <w:lang w:val="de-DE"/>
-              </w:rPr>
-            </w:pPr>
-            <w:r>
-              <w:rPr>
-                <w:rFonts w:ascii="Segoe UI Symbol" w:hAnsi="Segoe UI Symbol" w:cs="Segoe UI Symbol"/>
-                <w:lang w:val="de-DE"/>
-              </w:rPr>
-              <w:t>☐</w:t>
-            </w:r>
-          </w:p>
-        </w:tc>
-        <w:tc>
-          <w:tcPr>
-            <w:tcW w:w="406" w:type="dxa"/>
-          </w:tcPr>
-          <w:p>
-            <w:pPr>
-              <w:rPr>
-                <w:lang w:val="de-DE"/>
-              </w:rPr>
-            </w:pPr>
-            <w:r>
-              <w:rPr>
-                <w:rFonts w:ascii="Segoe UI Symbol" w:hAnsi="Segoe UI Symbol" w:cs="Segoe UI Symbol"/>
-                <w:lang w:val="de-DE"/>
-              </w:rPr>
-              <w:t>☐</w:t>
-            </w:r>
-          </w:p>
-        </w:tc>
-        <w:tc>
-          <w:tcPr>
-            <w:tcW w:w="674" w:type="dxa"/>
-          </w:tcPr>
-          <w:p>
-            <w:pPr>
-              <w:rPr>
-                <w:lang w:val="de-DE"/>
-              </w:rPr>
-            </w:pPr>
-            <w:r>
-              <w:rPr>
-                <w:rFonts w:ascii="Segoe UI Symbol" w:hAnsi="Segoe UI Symbol" w:cs="Segoe UI Symbol"/>
-                <w:lang w:val="de-DE"/>
-              </w:rPr>
-              <w:t>☐</w:t>
-            </w:r>
-          </w:p>
-        </w:tc>
-      </w:tr>
-      <w:tr>
-        <w:tc>
-          <w:tcPr>
-            <w:tcW w:w="339" w:type="dxa"/>
-          </w:tcPr>
-          <w:p>
-            <w:pPr>
-              <w:rPr>
-                <w:lang w:val="de-DE"/>
-              </w:rPr>
-            </w:pPr>
-            <w:r>
-              <w:rPr>
-                <w:lang w:val="de-DE"/>
-              </w:rPr>
-              <w:t>6</w:t>
-            </w:r>
-          </w:p>
-        </w:tc>
-        <w:tc>
-          <w:tcPr>
-            <w:tcW w:w="7111" w:type="dxa"/>
-          </w:tcPr>
-          <w:p>
-            <w:pPr>
-              <w:rPr>
-                <w:lang w:val="de-DE"/>
-              </w:rPr>
-            </w:pPr>
-            <w:r>
-              <w:rPr>
-                <w:lang w:val="de-DE"/>
-              </w:rPr>
-              <w:t>Texte mit mehr als 4 Worte musste ich nicht wiederholt lesen</w:t>
             </w:r>
           </w:p>
         </w:tc>
@@ -6431,6 +5975,7 @@
         <w:rPr>
           <w:lang w:val="de-DE"/>
         </w:rPr>
+        <w:lastRenderedPageBreak/>
         <w:t>Abschließende Fragen</w:t>
       </w:r>
     </w:p>
